--- a/packages/document-engine/templates/fire/1.0_fire_cover_decisions.docx
+++ b/packages/document-engine/templates/fire/1.0_fire_cover_decisions.docx
@@ -134,7 +134,9 @@
           <w:sz w:val="20"/>
           <w:lang w:val="ro-RO"/>
         </w:rPr>
-        <w:t>1. Modul de organizare și responsabilitățile privind apărarea împotriva incendiilor;</w:t>
+        <w:t>1.</w:t>
+        <w:tab/>
+        <w:t>Modul de organizare și responsabilitățile privind apărarea împotriva incendiilor;</w:t>
       </w:r>
     </w:p>
     <w:p>
@@ -161,7 +163,9 @@
           <w:sz w:val="20"/>
           <w:lang w:val="ro-RO"/>
         </w:rPr>
-        <w:t>2. Măsurile obligatorii privind instruirea salariaților în domeniul situațiilor de urgență;</w:t>
+        <w:t>2.</w:t>
+        <w:tab/>
+        <w:t>Măsurile obligatorii privind instruirea salariaților în domeniul situațiilor de urgență;</w:t>
       </w:r>
     </w:p>
     <w:p>
@@ -188,7 +192,9 @@
           <w:sz w:val="20"/>
           <w:lang w:val="ro-RO"/>
         </w:rPr>
-        <w:t>3. Modul de reglementare a lucrărilor cu foc deschis;</w:t>
+        <w:t>3.</w:t>
+        <w:tab/>
+        <w:t>Modul de reglementare a lucrărilor cu foc deschis;</w:t>
       </w:r>
     </w:p>
     <w:p>
@@ -215,7 +221,9 @@
           <w:sz w:val="20"/>
           <w:lang w:val="ro-RO"/>
         </w:rPr>
-        <w:t>4. Modul de reglementare a fumatului;</w:t>
+        <w:t>4.</w:t>
+        <w:tab/>
+        <w:t>Modul de reglementare a fumatului;</w:t>
       </w:r>
     </w:p>
     <w:p>
@@ -242,7 +250,9 @@
           <w:sz w:val="20"/>
           <w:lang w:val="ro-RO"/>
         </w:rPr>
-        <w:t>5. Modul de reglementare a lucrărilor în timpul sezonului rece și în perioadele caniculare și secetoase;</w:t>
+        <w:t>5.</w:t>
+        <w:tab/>
+        <w:t>Modul de reglementare a lucrărilor în timpul sezonului rece și în perioadele caniculare și secetoase;</w:t>
       </w:r>
     </w:p>
     <w:p>
@@ -269,7 +279,9 @@
           <w:sz w:val="20"/>
           <w:lang w:val="ro-RO"/>
         </w:rPr>
-        <w:t>6. Numirea cadrului tehnic cu atribuții în domeniul apărării împotriva incendiilor;</w:t>
+        <w:t>6.</w:t>
+        <w:tab/>
+        <w:t>Numirea cadrului tehnic cu atribuții în domeniul apărării împotriva incendiilor;</w:t>
       </w:r>
     </w:p>
     <w:p>
@@ -296,7 +308,9 @@
           <w:sz w:val="20"/>
           <w:lang w:val="ro-RO"/>
         </w:rPr>
-        <w:t>7. Instrucțiunile de apărare împotriva incendiilor și atribuțiile salariaților la locurile de muncă;</w:t>
+        <w:t>7.</w:t>
+        <w:tab/>
+        <w:t>Instrucțiunile de apărare împotriva incendiilor și atribuțiile salariaților la locurile de muncă;</w:t>
       </w:r>
     </w:p>
     <w:p>
@@ -323,7 +337,9 @@
           <w:sz w:val="20"/>
           <w:lang w:val="ro-RO"/>
         </w:rPr>
-        <w:t>8. Modul de colectare a deșeurilor, reziduurilor și ambalajelor combustibile, precum și distrugerea acestora;</w:t>
+        <w:t>8.</w:t>
+        <w:tab/>
+        <w:t>Modul de colectare a deșeurilor, reziduurilor și ambalajelor combustibile, precum și distrugerea acestora;</w:t>
       </w:r>
     </w:p>
     <w:p>
@@ -350,7 +366,9 @@
           <w:sz w:val="20"/>
           <w:lang w:val="ro-RO"/>
         </w:rPr>
-        <w:t>9. Controlul propriu al respectării normelor, dispozițiilor și măsurilor de apărare împotriva incendiilor.</w:t>
+        <w:t>9.</w:t>
+        <w:tab/>
+        <w:t>Controlul propriu al respectării normelor, dispozițiilor și măsurilor de apărare împotriva incendiilor.</w:t>
       </w:r>
     </w:p>
     <w:p>
@@ -797,7 +815,7 @@
       <w:pStyle w:val="Footer"/>
       <w:bidi w:val="0"/>
       <w:spacing w:before="60" w:after="0"/>
-      <w:ind w:hanging="0" w:left="0"/>
+      <w:ind w:hanging="0" w:left="0" w:right="0"/>
       <w:jc w:val="center"/>
       <w:rPr>
         <w:rFonts w:ascii="Arial" w:hAnsi="Arial"/>

--- a/packages/document-engine/templates/fire/1.0_fire_cover_decisions.docx
+++ b/packages/document-engine/templates/fire/1.0_fire_cover_decisions.docx
@@ -339,7 +339,7 @@
         </w:rPr>
         <w:t>8.</w:t>
         <w:tab/>
-        <w:t>Modul de colectare a deșeurilor, reziduurilor și ambalajelor combustibile, precum și distrugerea acestora;</w:t>
+        <w:t>Modul de colectare a deșeurilor, reziduurilor și ambalajelor combustibile, precum și de distrugere a acestora;</w:t>
       </w:r>
     </w:p>
     <w:p>
@@ -395,7 +395,7 @@
           <w:sz w:val="20"/>
           <w:lang w:val="ro-RO"/>
         </w:rPr>
-        <w:t>PERSOANE IMPLICATE ÎN PROCESUL DE PREDARE / PRIMIRE A DOCUMENTULUI</w:t>
+        <w:t>PERSOANE IMPLICATE ÎN PROCESUL DE PREDARE-PRIMIRE A DOCUMENTULUI</w:t>
       </w:r>
     </w:p>
     <w:tbl>
@@ -446,7 +446,7 @@
                 <w:sz w:val="20"/>
                 <w:lang w:val="ro-RO"/>
               </w:rPr>
-              <w:t>Am luat la cunoștință</w:t>
+              <w:t>Am luat cunoștință</w:t>
             </w:r>
           </w:p>
           <w:p>

--- a/packages/document-engine/templates/fire/1.0_fire_cover_decisions.docx
+++ b/packages/document-engine/templates/fire/1.0_fire_cover_decisions.docx
@@ -136,7 +136,7 @@
         </w:rPr>
         <w:t>1.</w:t>
         <w:tab/>
-        <w:t>Modul de organizare și responsabilitățile privind apărarea împotriva incendiilor;</w:t>
+        <w:t>Modul de organizare și responsabilitățile privind apărarea împotriva incendiilor.</w:t>
       </w:r>
     </w:p>
     <w:p>
@@ -165,7 +165,7 @@
         </w:rPr>
         <w:t>2.</w:t>
         <w:tab/>
-        <w:t>Măsurile obligatorii privind instruirea salariaților în domeniul situațiilor de urgență;</w:t>
+        <w:t>Măsurile obligatorii privind instruirea salariaților în domeniul situațiilor de urgență.</w:t>
       </w:r>
     </w:p>
     <w:p>
@@ -194,7 +194,7 @@
         </w:rPr>
         <w:t>3.</w:t>
         <w:tab/>
-        <w:t>Modul de reglementare a lucrărilor cu foc deschis;</w:t>
+        <w:t>Modul de reglementare a lucrărilor cu foc deschis.</w:t>
       </w:r>
     </w:p>
     <w:p>
@@ -223,7 +223,7 @@
         </w:rPr>
         <w:t>4.</w:t>
         <w:tab/>
-        <w:t>Modul de reglementare a fumatului;</w:t>
+        <w:t>Modul de reglementare a fumatului.</w:t>
       </w:r>
     </w:p>
     <w:p>
@@ -252,7 +252,7 @@
         </w:rPr>
         <w:t>5.</w:t>
         <w:tab/>
-        <w:t>Modul de reglementare a lucrărilor în timpul sezonului rece și în perioadele caniculare și secetoase;</w:t>
+        <w:t>Numirea cadrului tehnic cu atribuții în domeniul apărării împotriva incendiilor.</w:t>
       </w:r>
     </w:p>
     <w:p>
@@ -281,7 +281,7 @@
         </w:rPr>
         <w:t>6.</w:t>
         <w:tab/>
-        <w:t>Numirea cadrului tehnic cu atribuții în domeniul apărării împotriva incendiilor;</w:t>
+        <w:t>Instrucțiunile de apărare împotriva incendiilor și atribuțiile salariaților la locurile de muncă.</w:t>
       </w:r>
     </w:p>
     <w:p>
@@ -310,7 +310,34 @@
         </w:rPr>
         <w:t>7.</w:t>
         <w:tab/>
-        <w:t>Instrucțiunile de apărare împotriva incendiilor și atribuțiile salariaților la locurile de muncă;</w:t>
+        <w:t>Modul de colectare a deșeurilor, reziduurilor și ambalajelor combustibile, precum și de distrugere a acestora.</w:t>
+      </w:r>
+    </w:p>
+    <w:p>
+      <w:pPr>
+        <w:pStyle w:val="Normal"/>
+        <w:keepNext w:val="false"/>
+        <w:bidi w:val="0"/>
+        <w:spacing w:lineRule="auto" w:line="240" w:before="0" w:after="0"/>
+        <w:ind w:hanging="0" w:left="0"/>
+        <w:jc w:val="left"/>
+        <w:rPr>
+          <w:rFonts w:ascii="Arial" w:hAnsi="Arial" w:eastAsia="Arial" w:cs="Arial"/>
+          <w:b w:val="false"/>
+          <w:i w:val="false"/>
+          <w:sz w:val="20"/>
+          <w:lang w:val="ro-RO"/>
+        </w:rPr>
+      </w:pPr>
+      <w:r>
+        <w:rPr>
+          <w:rFonts w:eastAsia="Arial" w:cs="Arial" w:ascii="Arial" w:hAnsi="Arial"/>
+          <w:b w:val="false"/>
+          <w:i w:val="false"/>
+          <w:sz w:val="20"/>
+          <w:lang w:val="ro-RO"/>
+        </w:rPr>
+        <w:t>{{#seasonsDecision}}</w:t>
       </w:r>
     </w:p>
     <w:p>
@@ -339,7 +366,141 @@
         </w:rPr>
         <w:t>8.</w:t>
         <w:tab/>
-        <w:t>Modul de colectare a deșeurilor, reziduurilor și ambalajelor combustibile, precum și de distrugere a acestora;</w:t>
+        <w:t>Modul de reglementare a lucrărilor în timpul sezonului rece și în perioadele caniculare și secetoase.</w:t>
+      </w:r>
+    </w:p>
+    <w:p>
+      <w:pPr>
+        <w:pStyle w:val="Normal"/>
+        <w:keepNext w:val="false"/>
+        <w:bidi w:val="0"/>
+        <w:spacing w:lineRule="auto" w:line="240" w:before="0" w:after="0"/>
+        <w:ind w:hanging="0" w:left="0"/>
+        <w:jc w:val="left"/>
+        <w:rPr>
+          <w:rFonts w:ascii="Arial" w:hAnsi="Arial" w:eastAsia="Arial" w:cs="Arial"/>
+          <w:b w:val="false"/>
+          <w:i w:val="false"/>
+          <w:sz w:val="20"/>
+          <w:lang w:val="ro-RO"/>
+        </w:rPr>
+      </w:pPr>
+      <w:r>
+        <w:rPr>
+          <w:rFonts w:eastAsia="Arial" w:cs="Arial" w:ascii="Arial" w:hAnsi="Arial"/>
+          <w:b w:val="false"/>
+          <w:i w:val="false"/>
+          <w:sz w:val="20"/>
+          <w:lang w:val="ro-RO"/>
+        </w:rPr>
+        <w:t>{{/seasonsDecision}}</w:t>
+      </w:r>
+    </w:p>
+    <w:p>
+      <w:pPr>
+        <w:pStyle w:val="Normal"/>
+        <w:keepNext w:val="false"/>
+        <w:bidi w:val="0"/>
+        <w:spacing w:lineRule="auto" w:line="240" w:before="0" w:after="0"/>
+        <w:ind w:hanging="0" w:left="0"/>
+        <w:jc w:val="left"/>
+        <w:rPr>
+          <w:rFonts w:ascii="Arial" w:hAnsi="Arial" w:eastAsia="Arial" w:cs="Arial"/>
+          <w:b w:val="false"/>
+          <w:i w:val="false"/>
+          <w:sz w:val="20"/>
+          <w:lang w:val="ro-RO"/>
+        </w:rPr>
+      </w:pPr>
+      <w:r>
+        <w:rPr>
+          <w:rFonts w:eastAsia="Arial" w:cs="Arial" w:ascii="Arial" w:hAnsi="Arial"/>
+          <w:b w:val="false"/>
+          <w:i w:val="false"/>
+          <w:sz w:val="20"/>
+          <w:lang w:val="ro-RO"/>
+        </w:rPr>
+        <w:t>{{^seasonsDecision}}</w:t>
+      </w:r>
+    </w:p>
+    <w:p>
+      <w:pPr>
+        <w:pStyle w:val="Normal"/>
+        <w:keepNext w:val="false"/>
+        <w:bidi w:val="0"/>
+        <w:spacing w:lineRule="exact" w:line="520" w:before="0" w:after="0"/>
+        <w:ind w:hanging="0" w:left="0"/>
+        <w:jc w:val="left"/>
+        <w:rPr>
+          <w:rFonts w:ascii="Arial" w:hAnsi="Arial" w:eastAsia="Arial" w:cs="Arial"/>
+          <w:b w:val="false"/>
+          <w:i w:val="false"/>
+          <w:sz w:val="2"/>
+          <w:lang w:val="ro-RO"/>
+        </w:rPr>
+      </w:pPr>
+      <w:r>
+        <w:rPr>
+          <w:rFonts w:eastAsia="Arial" w:cs="Arial" w:ascii="Arial" w:hAnsi="Arial"/>
+          <w:b w:val="false"/>
+          <w:i w:val="false"/>
+          <w:sz w:val="2"/>
+          <w:lang w:val="ro-RO"/>
+        </w:rPr>
+      </w:r>
+    </w:p>
+    <w:p>
+      <w:pPr>
+        <w:pStyle w:val="Normal"/>
+        <w:keepNext w:val="false"/>
+        <w:bidi w:val="0"/>
+        <w:spacing w:lineRule="auto" w:line="240" w:before="0" w:after="0"/>
+        <w:ind w:hanging="0" w:left="0"/>
+        <w:jc w:val="left"/>
+        <w:rPr>
+          <w:rFonts w:ascii="Arial" w:hAnsi="Arial" w:eastAsia="Arial" w:cs="Arial"/>
+          <w:b w:val="false"/>
+          <w:i w:val="false"/>
+          <w:sz w:val="20"/>
+          <w:lang w:val="ro-RO"/>
+        </w:rPr>
+      </w:pPr>
+      <w:r>
+        <w:rPr>
+          <w:rFonts w:eastAsia="Arial" w:cs="Arial" w:ascii="Arial" w:hAnsi="Arial"/>
+          <w:b w:val="false"/>
+          <w:i w:val="false"/>
+          <w:sz w:val="20"/>
+          <w:lang w:val="ro-RO"/>
+        </w:rPr>
+        <w:t>{{/seasonsDecision}}</w:t>
+      </w:r>
+    </w:p>
+    <w:p>
+      <w:pPr>
+        <w:pStyle w:val="Normal"/>
+        <w:keepNext w:val="false"/>
+        <w:bidi w:val="0"/>
+        <w:spacing w:lineRule="auto" w:line="240" w:before="0" w:after="0"/>
+        <w:ind w:hanging="0" w:left="0"/>
+        <w:jc w:val="left"/>
+        <w:rPr>
+          <w:rFonts w:ascii="Arial" w:hAnsi="Arial" w:eastAsia="Arial" w:cs="Arial"/>
+          <w:b w:val="false"/>
+          <w:i w:val="false"/>
+          <w:sz w:val="20"/>
+          <w:lang w:val="ro-RO"/>
+        </w:rPr>
+      </w:pPr>
+      <w:r>
+        <w:rPr>
+          <w:rFonts w:eastAsia="Arial" w:cs="Arial" w:ascii="Arial" w:hAnsi="Arial"/>
+          <w:b w:val="false"/>
+          <w:i w:val="false"/>
+          <w:sz w:val="20"/>
+          <w:lang w:val="ro-RO"/>
+        </w:rPr>
+        <w:t>{{#controlDecision}}</w:t>
       </w:r>
     </w:p>
     <w:p>
@@ -366,9 +527,116 @@
           <w:sz w:val="20"/>
           <w:lang w:val="ro-RO"/>
         </w:rPr>
-        <w:t>9.</w:t>
+        <w:t>{{#seasonsDecision}}9{{/seasonsDecision}}{{^seasonsDecision}}8{{/seasonsDecision}}.</w:t>
         <w:tab/>
         <w:t>Controlul propriu al respectării normelor, dispozițiilor și măsurilor de apărare împotriva incendiilor.</w:t>
+      </w:r>
+    </w:p>
+    <w:p>
+      <w:pPr>
+        <w:pStyle w:val="Normal"/>
+        <w:keepNext w:val="false"/>
+        <w:bidi w:val="0"/>
+        <w:spacing w:lineRule="auto" w:line="240" w:before="0" w:after="0"/>
+        <w:ind w:hanging="0" w:left="0"/>
+        <w:jc w:val="left"/>
+        <w:rPr>
+          <w:rFonts w:ascii="Arial" w:hAnsi="Arial" w:eastAsia="Arial" w:cs="Arial"/>
+          <w:b w:val="false"/>
+          <w:i w:val="false"/>
+          <w:sz w:val="20"/>
+          <w:lang w:val="ro-RO"/>
+        </w:rPr>
+      </w:pPr>
+      <w:r>
+        <w:rPr>
+          <w:rFonts w:eastAsia="Arial" w:cs="Arial" w:ascii="Arial" w:hAnsi="Arial"/>
+          <w:b w:val="false"/>
+          <w:i w:val="false"/>
+          <w:sz w:val="20"/>
+          <w:lang w:val="ro-RO"/>
+        </w:rPr>
+        <w:t>{{/controlDecision}}</w:t>
+      </w:r>
+    </w:p>
+    <w:p>
+      <w:pPr>
+        <w:pStyle w:val="Normal"/>
+        <w:keepNext w:val="false"/>
+        <w:bidi w:val="0"/>
+        <w:spacing w:lineRule="auto" w:line="240" w:before="0" w:after="0"/>
+        <w:ind w:hanging="0" w:left="0"/>
+        <w:jc w:val="left"/>
+        <w:rPr>
+          <w:rFonts w:ascii="Arial" w:hAnsi="Arial" w:eastAsia="Arial" w:cs="Arial"/>
+          <w:b w:val="false"/>
+          <w:i w:val="false"/>
+          <w:sz w:val="20"/>
+          <w:lang w:val="ro-RO"/>
+        </w:rPr>
+      </w:pPr>
+      <w:r>
+        <w:rPr>
+          <w:rFonts w:eastAsia="Arial" w:cs="Arial" w:ascii="Arial" w:hAnsi="Arial"/>
+          <w:b w:val="false"/>
+          <w:i w:val="false"/>
+          <w:sz w:val="20"/>
+          <w:lang w:val="ro-RO"/>
+        </w:rPr>
+        <w:t>{{^controlDecision}}</w:t>
+      </w:r>
+    </w:p>
+    <w:p>
+      <w:pPr>
+        <w:pStyle w:val="Normal"/>
+        <w:keepNext w:val="false"/>
+        <w:bidi w:val="0"/>
+        <w:spacing w:lineRule="exact" w:line="290" w:before="0" w:after="0"/>
+        <w:ind w:hanging="0" w:left="0"/>
+        <w:jc w:val="left"/>
+        <w:rPr>
+          <w:rFonts w:ascii="Arial" w:hAnsi="Arial" w:eastAsia="Arial" w:cs="Arial"/>
+          <w:b w:val="false"/>
+          <w:i w:val="false"/>
+          <w:sz w:val="2"/>
+          <w:lang w:val="ro-RO"/>
+        </w:rPr>
+      </w:pPr>
+      <w:r>
+        <w:rPr>
+          <w:rFonts w:eastAsia="Arial" w:cs="Arial" w:ascii="Arial" w:hAnsi="Arial"/>
+          <w:b w:val="false"/>
+          <w:i w:val="false"/>
+          <w:sz w:val="2"/>
+          <w:lang w:val="ro-RO"/>
+        </w:rPr>
+      </w:r>
+    </w:p>
+    <w:p>
+      <w:pPr>
+        <w:pStyle w:val="Normal"/>
+        <w:keepNext w:val="false"/>
+        <w:bidi w:val="0"/>
+        <w:spacing w:lineRule="auto" w:line="240" w:before="0" w:after="0"/>
+        <w:ind w:hanging="0" w:left="0"/>
+        <w:jc w:val="left"/>
+        <w:rPr>
+          <w:rFonts w:ascii="Arial" w:hAnsi="Arial" w:eastAsia="Arial" w:cs="Arial"/>
+          <w:b w:val="false"/>
+          <w:i w:val="false"/>
+          <w:sz w:val="20"/>
+          <w:lang w:val="ro-RO"/>
+        </w:rPr>
+      </w:pPr>
+      <w:r>
+        <w:rPr>
+          <w:rFonts w:eastAsia="Arial" w:cs="Arial" w:ascii="Arial" w:hAnsi="Arial"/>
+          <w:b w:val="false"/>
+          <w:i w:val="false"/>
+          <w:sz w:val="20"/>
+          <w:lang w:val="ro-RO"/>
+        </w:rPr>
+        <w:t>{{/controlDecision}}</w:t>
       </w:r>
     </w:p>
     <w:p>

--- a/packages/document-engine/templates/fire/1.0_fire_cover_decisions.docx
+++ b/packages/document-engine/templates/fire/1.0_fire_cover_decisions.docx
@@ -252,7 +252,7 @@
         </w:rPr>
         <w:t>5.</w:t>
         <w:tab/>
-        <w:t>Numirea cadrului tehnic cu atribuții în domeniul apărării împotriva incendiilor.</w:t>
+        <w:t xml:space="preserve">Modul de îndeplinire a atribuțiilor de cadru tehnic în domeniul apărării împotriva incendiilor.</w:t>
       </w:r>
     </w:p>
     <w:p>
